--- a/verificables revisión sistemática/00_INDICE.docx
+++ b/verificables revisión sistemática/00_INDICE.docx
@@ -133,7 +133,7 @@
               <w:rPr>
                 <w:sz w:val="18"/>
               </w:rPr>
-              <w:t>manuscrito_es.docx / manuscript_en.docx</w:t>
+              <w:t>manuscrito_es.docx</w:t>
             </w:r>
           </w:p>
         </w:tc>
@@ -147,7 +147,51 @@
               <w:rPr>
                 <w:sz w:val="18"/>
               </w:rPr>
-              <w:t>Manuscrito completo en español y en inglés</w:t>
+              <w:t>Manuscrito completo en español</w:t>
+            </w:r>
+          </w:p>
+        </w:tc>
+        <w:tc>
+          <w:tcPr>
+            <w:tcW w:type="dxa" w:w="2041"/>
+          </w:tcPr>
+          <w:p>
+            <w:r/>
+            <w:r>
+              <w:rPr>
+                <w:sz w:val="18"/>
+              </w:rPr>
+              <w:t>Envío</w:t>
+            </w:r>
+          </w:p>
+        </w:tc>
+      </w:tr>
+      <w:tr>
+        <w:tc>
+          <w:tcPr>
+            <w:tcW w:type="dxa" w:w="3175"/>
+          </w:tcPr>
+          <w:p>
+            <w:r/>
+            <w:r>
+              <w:rPr>
+                <w:sz w:val="18"/>
+              </w:rPr>
+              <w:t>manuscript_en.docx</w:t>
+            </w:r>
+          </w:p>
+        </w:tc>
+        <w:tc>
+          <w:tcPr>
+            <w:tcW w:type="dxa" w:w="4195"/>
+          </w:tcPr>
+          <w:p>
+            <w:r/>
+            <w:r>
+              <w:rPr>
+                <w:sz w:val="18"/>
+              </w:rPr>
+              <w:t>Manuscrito completo en inglés, para envío a revista</w:t>
             </w:r>
           </w:p>
         </w:tc>
@@ -397,7 +441,7 @@
               <w:rPr>
                 <w:sz w:val="18"/>
               </w:rPr>
-              <w:t>S5_listado_219_estudios.csv</w:t>
+              <w:t>S5_listado_185_estudios.csv</w:t>
             </w:r>
           </w:p>
         </w:tc>
@@ -573,6 +617,94 @@
               <w:rPr>
                 <w:sz w:val="18"/>
               </w:rPr>
+              <w:t>S9_idioma_por_informe_y_clase_de_evidencia.csv</w:t>
+            </w:r>
+          </w:p>
+        </w:tc>
+        <w:tc>
+          <w:tcPr>
+            <w:tcW w:type="dxa" w:w="4195"/>
+          </w:tcPr>
+          <w:p>
+            <w:r/>
+            <w:r>
+              <w:rPr>
+                <w:sz w:val="18"/>
+              </w:rPr>
+              <w:t>Idioma de cada informe incluido, con la clase de evidencia y la prueba concreta</w:t>
+            </w:r>
+          </w:p>
+        </w:tc>
+        <w:tc>
+          <w:tcPr>
+            <w:tcW w:type="dxa" w:w="2041"/>
+          </w:tcPr>
+          <w:p>
+            <w:r/>
+            <w:r>
+              <w:rPr>
+                <w:sz w:val="18"/>
+              </w:rPr>
+              <w:t>PRISMA 2020, ítem 5</w:t>
+            </w:r>
+          </w:p>
+        </w:tc>
+      </w:tr>
+      <w:tr>
+        <w:tc>
+          <w:tcPr>
+            <w:tcW w:type="dxa" w:w="3175"/>
+          </w:tcPr>
+          <w:p>
+            <w:r/>
+            <w:r>
+              <w:rPr>
+                <w:sz w:val="18"/>
+              </w:rPr>
+              <w:t>S10_idioma_verificado_sobre_texto_completo.csv</w:t>
+            </w:r>
+          </w:p>
+        </w:tc>
+        <w:tc>
+          <w:tcPr>
+            <w:tcW w:type="dxa" w:w="4195"/>
+          </w:tcPr>
+          <w:p>
+            <w:r/>
+            <w:r>
+              <w:rPr>
+                <w:sz w:val="18"/>
+              </w:rPr>
+              <w:t>Idioma determinado sobre el texto completo de cada PDF recuperado</w:t>
+            </w:r>
+          </w:p>
+        </w:tc>
+        <w:tc>
+          <w:tcPr>
+            <w:tcW w:type="dxa" w:w="2041"/>
+          </w:tcPr>
+          <w:p>
+            <w:r/>
+            <w:r>
+              <w:rPr>
+                <w:sz w:val="18"/>
+              </w:rPr>
+              <w:t>PRISMA 2020, ítem 5</w:t>
+            </w:r>
+          </w:p>
+        </w:tc>
+      </w:tr>
+      <w:tr>
+        <w:tc>
+          <w:tcPr>
+            <w:tcW w:type="dxa" w:w="3175"/>
+          </w:tcPr>
+          <w:p>
+            <w:r/>
+            <w:r>
+              <w:rPr>
+                <w:sz w:val="18"/>
+              </w:rPr>
               <w:t>figuras y tablas/</w:t>
             </w:r>
           </w:p>
@@ -713,7 +845,37 @@
               <w:rPr>
                 <w:sz w:val="18"/>
               </w:rPr>
-              <w:t>COMPLETO — 219 estudios</w:t>
+              <w:t>COMPLETO — 185 estudios</w:t>
+            </w:r>
+          </w:p>
+        </w:tc>
+      </w:tr>
+      <w:tr>
+        <w:tc>
+          <w:tcPr>
+            <w:tcW w:type="dxa" w:w="4535"/>
+          </w:tcPr>
+          <w:p>
+            <w:r/>
+            <w:r>
+              <w:rPr>
+                <w:sz w:val="18"/>
+              </w:rPr>
+              <w:t>Verificación del criterio de idioma</w:t>
+            </w:r>
+          </w:p>
+        </w:tc>
+        <w:tc>
+          <w:tcPr>
+            <w:tcW w:type="dxa" w:w="4876"/>
+          </w:tcPr>
+          <w:p>
+            <w:r/>
+            <w:r>
+              <w:rPr>
+                <w:sz w:val="18"/>
+              </w:rPr>
+              <w:t>COMPLETA — 234 informes, ninguno sin prueba</w:t>
             </w:r>
           </w:p>
         </w:tc>
@@ -803,7 +965,7 @@
               <w:rPr>
                 <w:sz w:val="18"/>
               </w:rPr>
-              <w:t>PARCIAL — 74 de 159 (46.5 %)</w:t>
+              <w:t>PARCIAL — 62 de 125 (49.6 %)</w:t>
             </w:r>
           </w:p>
         </w:tc>

--- a/verificables revisión sistemática/00_INDICE.docx
+++ b/verificables revisión sistemática/00_INDICE.docx
@@ -965,7 +965,7 @@
               <w:rPr>
                 <w:sz w:val="18"/>
               </w:rPr>
-              <w:t>PARCIAL — 62 de 125 (49.6 %)</w:t>
+              <w:t>PARCIAL — 63 de 125 (50.4 %)</w:t>
             </w:r>
           </w:p>
         </w:tc>

--- a/verificables revisión sistemática/00_INDICE.docx
+++ b/verificables revisión sistemática/00_INDICE.docx
@@ -441,7 +441,7 @@
               <w:rPr>
                 <w:sz w:val="18"/>
               </w:rPr>
-              <w:t>S5_listado_185_estudios.csv</w:t>
+              <w:t>S5_listado_184_estudios.csv</w:t>
             </w:r>
           </w:p>
         </w:tc>
@@ -965,7 +965,7 @@
               <w:rPr>
                 <w:sz w:val="18"/>
               </w:rPr>
-              <w:t>PARCIAL — 63 de 125 (50.4 %)</w:t>
+              <w:t>PARCIAL — 65 de 124 (52.4 %)</w:t>
             </w:r>
           </w:p>
         </w:tc>
